--- a/results/supplementary/table_09a_movement_pca_suitability.docx
+++ b/results/supplementary/table_09a_movement_pca_suitability.docx
@@ -28,7 +28,7 @@
         <w:rPr/>
         <w:t xml:space="preserve">Table </w:t>
       </w:r>
-      <w:bookmarkStart w:id="daced41c-dae5-4390-83de-657be6aadaaa" w:name="table"/>
+      <w:bookmarkStart w:id="4ad7cfbf-2858-42da-bfd1-1e08030525ca" w:name="table"/>
       <w:r>
         <w:rPr/>
         <w:fldChar w:fldCharType="begin" w:dirty="true"/>
@@ -41,7 +41,7 @@
         <w:rPr/>
         <w:fldChar w:fldCharType="end" w:dirty="true"/>
       </w:r>
-      <w:bookmarkEnd w:id="daced41c-dae5-4390-83de-657be6aadaaa"/>
+      <w:bookmarkEnd w:id="4ad7cfbf-2858-42da-bfd1-1e08030525ca"/>
       <w:r>
         <w:rPr/>
         <w:t xml:space="preserve">. </w:t>
@@ -807,7 +807,7 @@
                 <w:szCs w:val="18"/>
                 <w:color w:val="000000"/>
               </w:rPr>
-              <w:t xml:space="preserve">KMO &gt; 0.60 acceptable, &gt; 0.80 good (per-variable MSA in kmo$MSAi). Bartlett's test of sphericity should be significant. Pearson correlation matrix.</w:t>
+              <w:t xml:space="preserve">PCA was based on the Pearson correlation matrix. KMO and Bartlett's test are reported as descriptive checks of the correlation structure.</w:t>
             </w:r>
           </w:p>
         </w:tc>

--- a/results/supplementary/table_09a_movement_pca_suitability.docx
+++ b/results/supplementary/table_09a_movement_pca_suitability.docx
@@ -28,7 +28,7 @@
         <w:rPr/>
         <w:t xml:space="preserve">Table </w:t>
       </w:r>
-      <w:bookmarkStart w:id="4ad7cfbf-2858-42da-bfd1-1e08030525ca" w:name="table"/>
+      <w:bookmarkStart w:id="671f7dbd-f01a-4e5e-8362-07a8d97241aa" w:name="table"/>
       <w:r>
         <w:rPr/>
         <w:fldChar w:fldCharType="begin" w:dirty="true"/>
@@ -41,7 +41,7 @@
         <w:rPr/>
         <w:fldChar w:fldCharType="end" w:dirty="true"/>
       </w:r>
-      <w:bookmarkEnd w:id="4ad7cfbf-2858-42da-bfd1-1e08030525ca"/>
+      <w:bookmarkEnd w:id="671f7dbd-f01a-4e5e-8362-07a8d97241aa"/>
       <w:r>
         <w:rPr/>
         <w:t xml:space="preserve">. </w:t>

--- a/results/supplementary/table_09a_movement_pca_suitability.docx
+++ b/results/supplementary/table_09a_movement_pca_suitability.docx
@@ -28,7 +28,7 @@
         <w:rPr/>
         <w:t xml:space="preserve">Table </w:t>
       </w:r>
-      <w:bookmarkStart w:id="671f7dbd-f01a-4e5e-8362-07a8d97241aa" w:name="table"/>
+      <w:bookmarkStart w:id="aaa6c227-aa61-4348-ba2f-083e26d2c47e" w:name="table"/>
       <w:r>
         <w:rPr/>
         <w:fldChar w:fldCharType="begin" w:dirty="true"/>
@@ -41,7 +41,7 @@
         <w:rPr/>
         <w:fldChar w:fldCharType="end" w:dirty="true"/>
       </w:r>
-      <w:bookmarkEnd w:id="671f7dbd-f01a-4e5e-8362-07a8d97241aa"/>
+      <w:bookmarkEnd w:id="aaa6c227-aa61-4348-ba2f-083e26d2c47e"/>
       <w:r>
         <w:rPr/>
         <w:t xml:space="preserve">. </w:t>
